--- a/assets/cv/cv.docx
+++ b/assets/cv/cv.docx
@@ -89,7 +89,7 @@
         </w:rPr>
         <w:t xml:space="preserve">LinkedIn: </w:t>
       </w:r>
-      <w:hyperlink w:history="1" r:id="rId1pqpuw51nqdvkwy1esm2t">
+      <w:hyperlink w:history="1" r:id="rIdz0zwqtnwz_4kbiacs19sw">
         <w:r>
           <w:rPr>
             <w:rFonts w:ascii="Calibri" w:cs="Calibri" w:eastAsia="Calibri" w:hAnsi="Calibri"/>
@@ -117,7 +117,7 @@
         </w:rPr>
         <w:t xml:space="preserve"> | GitHub: </w:t>
       </w:r>
-      <w:hyperlink w:history="1" r:id="rIdmpni-l8j-ol5xd08t9zi_">
+      <w:hyperlink w:history="1" r:id="rIdqutipdsxab7oup-dzjnet">
         <w:r>
           <w:rPr>
             <w:rFonts w:ascii="Calibri" w:cs="Calibri" w:eastAsia="Calibri" w:hAnsi="Calibri"/>
@@ -241,7 +241,7 @@
         </w:rPr>
         <w:t xml:space="preserve">Escore: </w:t>
       </w:r>
-      <w:hyperlink w:history="1" r:id="rId82ikfxpygnmmx7nbryewz">
+      <w:hyperlink w:history="1" r:id="rId6_7zqud1tzu3x-3fj7bjm">
         <w:r>
           <w:rPr>
             <w:rFonts w:ascii="Calibri" w:cs="Calibri" w:eastAsia="Calibri" w:hAnsi="Calibri"/>
@@ -269,7 +269,7 @@
         </w:rPr>
         <w:t xml:space="preserve"> | </w:t>
       </w:r>
-      <w:hyperlink w:history="1" r:id="rIdqcdrmh2ryexzgz5nmgkfi">
+      <w:hyperlink w:history="1" r:id="rIdvhxu4gxjtcuplp96xripa">
         <w:r>
           <w:rPr>
             <w:rFonts w:ascii="Calibri" w:cs="Calibri" w:eastAsia="Calibri" w:hAnsi="Calibri"/>
@@ -297,7 +297,7 @@
         </w:rPr>
         <w:t xml:space="preserve"> | </w:t>
       </w:r>
-      <w:hyperlink w:history="1" r:id="rId_oeikzajfkwbswndz0qlt">
+      <w:hyperlink w:history="1" r:id="rId69ljvowjeuvb7x3mibrn4">
         <w:r>
           <w:rPr>
             <w:rFonts w:ascii="Calibri" w:cs="Calibri" w:eastAsia="Calibri" w:hAnsi="Calibri"/>
@@ -526,7 +526,7 @@
         <w:spacing w:after="40" w:before="0" w:line="240"/>
         <w:jc w:val="left"/>
       </w:pPr>
-      <w:hyperlink w:history="1" r:id="rId9vsbx-fk_-5d57u0pqscc">
+      <w:hyperlink w:history="1" r:id="rId0qhzgqj4rlvw9gseipyvf">
         <w:r>
           <w:rPr>
             <w:rFonts w:ascii="Calibri" w:cs="Calibri" w:eastAsia="Calibri" w:hAnsi="Calibri"/>
@@ -554,7 +554,7 @@
         </w:rPr>
         <w:t xml:space="preserve"> | </w:t>
       </w:r>
-      <w:hyperlink w:history="1" r:id="rIddrwx07kf2oxe6fnrz1css">
+      <w:hyperlink w:history="1" r:id="rIdufhvtsnjw_b-ujrxl6ikk">
         <w:r>
           <w:rPr>
             <w:rFonts w:ascii="Calibri" w:cs="Calibri" w:eastAsia="Calibri" w:hAnsi="Calibri"/>
@@ -719,7 +719,7 @@
         </w:rPr>
         <w:t xml:space="preserve">Tarkibat: </w:t>
       </w:r>
-      <w:hyperlink w:history="1" r:id="rId9xchilgr8lzwvtunflcyc">
+      <w:hyperlink w:history="1" r:id="rIdzbp4kj7_bxmhsyrcq9kb5">
         <w:r>
           <w:rPr>
             <w:rFonts w:ascii="Calibri" w:cs="Calibri" w:eastAsia="Calibri" w:hAnsi="Calibri"/>
@@ -747,7 +747,7 @@
         </w:rPr>
         <w:t xml:space="preserve"> | </w:t>
       </w:r>
-      <w:hyperlink w:history="1" r:id="rId4e2oeaow3bxtbx4fxe-wp">
+      <w:hyperlink w:history="1" r:id="rIdy1tt9j95yaiewyzk5qppm">
         <w:r>
           <w:rPr>
             <w:rFonts w:ascii="Calibri" w:cs="Calibri" w:eastAsia="Calibri" w:hAnsi="Calibri"/>
@@ -913,7 +913,7 @@
         </w:rPr>
         <w:t xml:space="preserve">CurAi | Flutter, Dart, Clean Architecture, BLoC/Cubit (Graduation Project). Medical appointment booking app with doctor discovery, scheduling and patient profiles. </w:t>
       </w:r>
-      <w:hyperlink w:history="1" r:id="rIdy1ompmmosbzkjkllosxwv">
+      <w:hyperlink w:history="1" r:id="rIdp-4tt93il1s5nkrilwret">
         <w:r>
           <w:rPr>
             <w:rFonts w:ascii="Calibri" w:cs="Calibri" w:eastAsia="Calibri" w:hAnsi="Calibri"/>
@@ -947,7 +947,7 @@
         </w:rPr>
         <w:t xml:space="preserve">Azkary | Flutter, Dart, Hive. Offline-first Islamic app with prayer times, azkar and daily supplications, built with local data storage and dark mode and light mode theming. </w:t>
       </w:r>
-      <w:hyperlink w:history="1" r:id="rIdm0cnl9630fpd3mzoqavov">
+      <w:hyperlink w:history="1" r:id="rId0htf38gft9enviekcbw-s">
         <w:r>
           <w:rPr>
             <w:rFonts w:ascii="Calibri" w:cs="Calibri" w:eastAsia="Calibri" w:hAnsi="Calibri"/>
@@ -981,7 +981,7 @@
         </w:rPr>
         <w:t xml:space="preserve">More Flutter projects: news, weather, bookly and notes apps - </w:t>
       </w:r>
-      <w:hyperlink w:history="1" r:id="rIdn4tz-ewwyyk6lvdp5mcie">
+      <w:hyperlink w:history="1" r:id="rIdiyqtqre68cbgtyrxbagw4">
         <w:r>
           <w:rPr>
             <w:rFonts w:ascii="Calibri" w:cs="Calibri" w:eastAsia="Calibri" w:hAnsi="Calibri"/>
@@ -1256,6 +1256,24 @@
     </w:p>
     <w:p>
       <w:pPr>
+        <w:spacing w:after="10" w:before="0" w:line="240"/>
+        <w:jc w:val="left"/>
+      </w:pPr>
+      <w:r>
+        <w:rPr>
+          <w:rFonts w:ascii="Calibri" w:cs="Calibri" w:eastAsia="Calibri" w:hAnsi="Calibri"/>
+          <w:b/>
+          <w:bCs/>
+          <w:i w:val="false"/>
+          <w:iCs w:val="false"/>
+          <w:sz w:val="20"/>
+          <w:szCs w:val="20"/>
+        </w:rPr>
+        <w:t xml:space="preserve">Bachelor of Science in Computer Science</w:t>
+      </w:r>
+    </w:p>
+    <w:p>
+      <w:pPr>
         <w:spacing w:after="60" w:before="0" w:line="240"/>
         <w:jc w:val="left"/>
       </w:pPr>
@@ -1269,7 +1287,25 @@
           <w:sz w:val="20"/>
           <w:szCs w:val="20"/>
         </w:rPr>
-        <w:t xml:space="preserve">Bachelor of Science in Computer Science | Egyptian E-Learning University (EELU) | Graduated 2025</w:t>
+        <w:t xml:space="preserve">Egyptian E-Learning University (EELU) | Graduated 2025</w:t>
+      </w:r>
+    </w:p>
+    <w:p>
+      <w:pPr>
+        <w:spacing w:after="10" w:before="110" w:line="240"/>
+        <w:jc w:val="left"/>
+      </w:pPr>
+      <w:r>
+        <w:rPr>
+          <w:rFonts w:ascii="Calibri" w:cs="Calibri" w:eastAsia="Calibri" w:hAnsi="Calibri"/>
+          <w:b/>
+          <w:bCs/>
+          <w:i w:val="false"/>
+          <w:iCs w:val="false"/>
+          <w:sz w:val="20"/>
+          <w:szCs w:val="20"/>
+        </w:rPr>
+        <w:t xml:space="preserve">Professional Diploma in Mobile Application Development (Flutter)</w:t>
       </w:r>
     </w:p>
     <w:p>
@@ -1287,12 +1323,12 @@
           <w:sz w:val="20"/>
           <w:szCs w:val="20"/>
         </w:rPr>
-        <w:t xml:space="preserve">Professional Diploma in Mobile Application Development (Flutter) | Information Technology Institute (ITI), Menoufia | Sep 2023 - Jul 2024</w:t>
-      </w:r>
-    </w:p>
-    <w:p>
-      <w:pPr>
-        <w:spacing w:after="60" w:before="0" w:line="240"/>
+        <w:t xml:space="preserve">Information Technology Institute (ITI), Menoufia | Jul 2023 - Sep 2023</w:t>
+      </w:r>
+    </w:p>
+    <w:p>
+      <w:pPr>
+        <w:spacing w:after="60" w:before="110" w:line="240"/>
         <w:jc w:val="left"/>
       </w:pPr>
       <w:r>
